--- a/arb/docx/11.content.docx
+++ b/arb/docx/11.content.docx
@@ -178,13 +178,6 @@
         <w:rPr>
           <w:lang w:val="ar_AE" w:bidi="ar_AE"/>
         </w:rPr>
-      </w:r>
-      <w:r>
-        <w:rPr>
-          <w:i/>
-          <w:lang w:val="ar_AE" w:bidi="ar_AE"/>
-        </w:rPr>
-        <w:t>1 ملوك 1: 1–3, 1 ملوك 1: 1–2: 12, 1 ملوك 1: 5–6, 1 ملوك 1: 7, 1 ملوك 1: 8, 1 ملوك 1: 9, 1 ملوك 1: 11–14, الملوك الأول 1: 28–30, 1 ملوك 1: 31–32, 1 ملوك 1: 33, 1 ملوك 1: 34, 1 ملوك 1: 35, 1 ملوك 1: 38, 1 ملوك 1: 39, 1 ملوك 1: 40–41, 1 ملوك 1: 42–49, 1 ملوك 1: 50–53, 1 ملوك 2: 1–12, 1 ملوك 2: 2, 1 ملوك 2: 2–4, 1 ملوك 2: 5–6, 1 ملوك 2: 7, 1 ملوك 2: 7–9, 1 ملوك 2: 8, 1 ملوك 2: 10–12, 1 ملوك 2: 13–15, 1 ملوك 2: 16–18, 1 ملوك 2: 19–21, 1 ملوك 2: 22–25, 1 ملوك 2: 26–27, 1 ملوك 2: 26–35, 1 ملوك 2: 28–29, 1 ملوك 2: 36–38, 1 ملوك 2: 39–46, 1 ملوك 3: 1, 1 ملوك 3: 2–3, 1 ملوك 3: 4, 1 ملوك 3: 4–15, 1 ملوك 3: 6, 1 ملوك 3: 7–9, 1 ملوك 3: 10–12, 1 ملوك 3: 15, 1 ملوك 3: 16, 1 ملوك 3: 16–28, 1 ملوك 3: 28, 1 ملوك 4: 2, 1 ملوك 4: 3, 1 ملوك 4: 4, 1 ملوك 4: 5, 1 ملوك 4: 6, 1 ملوك 4: 7–19, 1 ملوك 4: 20–21, 1 ملوك 4: 22–23, 1 ملوك 4: 24–25, 1 ملوك 4: 26, 1 ملوك 4: 29–30, 1 ملوك 4: 31, 1 ملوك 4: 32–34, 1 ملوك 5: 1–18, 1 ملوك 5: 2–6, 1 ملوك 5: 3, 1 ملوك 5: 4–5, 1 ملوك 5: 6, 1 ملوك 5: 7, 1 ملوك 5: 7–12, 1 ملوك 5: 13, 1 ملوك 5: 13–18, 1 ملوك 5: 16, 1 ملوك 5: 17–18, 1 ملوك 6: 1, 1 ملوك 6: 1–8: 66, 1 ملوك 6: 2, 1 ملوك 6: 3–4, 1 ملوك 6: 11–13, 1 ملوك 6: 14–35, 1 ملوك 6: 15–18, 1 ملوك 6: 19–22, 1 ملوك 6: 23–28, 1 ملوك 6: 36–38, 1 ملوك 6: 38, 1 ملوك 7: 1–12, 1 ملوك 7: 2–5, 1 ملوك 7: 6–8, 1 ملوك 7: 9–11, 1 ملوك 7: 12, 1 ملوك 7: 13–14, 1 ملوك 7: 15–22, 1 ملوك 7: 23–26, 1 ملوك 7: 27–39, 1 ملوك 7: 40–45, 1 ملوك 7: 46–47, 1 ملوك 7: 48–49, 1 ملوك 7: 50–51, 1 ملوك 8: 1, 1 ملوك 8: 1–66, 1 ملوك 8: 2, 1 ملوك 8: 3–4, 1 ملوك 8: 5, 1 ملوك 8: 8, 1 ملوك 8: 9, 1 ملوك 8: 10–11, 1 ملوك 8: 12–13, 1 ملوك 8: 12–21, 1 ملوك 8: 14–16, 1 ملوك 8: 22, 1 ملوك 8: 22–61, 1 ملوك 8: 23–26, 1 ملوك 8: 29–51, 1 ملوك 8: 31–32, 1 ملوك 8: 33–34, 1 ملوك 8: 35–36, 1 ملوك 8: 37–40, 1 ملوك 8: 41–43, 1 ملوك 8: 44–45, 1 ملوك 8: 46–51, 1 ملوك 8: 52–53, 1 ملوك 8: 54–56, 1 ملوك 8: 57–61, 1 ملوك 8: 62–66, 1 ملوك 8: 65, 1 ملوك 9: 2, 1 ملوك 9: 3–9, 1 ملوك 9: 10–14, 1 ملوك 9: 15, 1 ملوك 9: 15–24, 1 ملوك 9: 16, 1 ملوك 9: 17–18, 1 ملوك 9: 20–23, 1 ملوك 9: 21, 1 ملوك 9: 24, 1 ملوك 9: 25, 1 ملوك 9: 26–28, 1 ملوك 10: 1, 1 ملوك 10: 1–13, 1 ملوك 10: 2, 1 ملوك 10: 3–5, 1 ملوك 10: 6–9, 1 ملوك 10: 10–12, 1 ملوك 10: 11, 1 ملوك 10: 13, 1 ملوك 10: 14–15, 1 ملوك 10: 14–29, 1 ملوك 10: 16–17, 1 ملوك 10: 18–21, 1 ملوك 10: 22, 1 ملوك 10: 26, 1 ملوك 10: 28–29, 1 ملوك 11: 1–3, 1 ملوك 11: 4–8, 1 ملوك 11: 5, 1 ملوك 11: 7, 1 ملوك 11: 9–10, 1 ملوك 11: 11–13, 1 ملوك 11: 14–22, 1 ملوك 11: 14–40, 1 ملوك 11: 23–25, 1 ملوك 11: 26–40, 1 ملوك 11: 27–28, 1 ملوك 11: 29–32, 1 ملوك 11: 29–39, 1 ملوك 11: 34, 1 ملوك 11: 34–39, 1 ملوك 11: 36, 1 ملوك 11: 38, 1 ملوك 11: 39, 1 ملوك 11: 40, 1 ملوك 11: 41–43, 1 ملوك 12: 1, 1 ملوك 12: 4, 1 ملوك 12: 5, 1 ملوك 12: 6–7, 1 ملوك 12: 8–10, 1 ملوك 12: 11, 1 ملوك 12: 12–17, 1 ملوك 12: 18, 1 ملوك 12: 21–24, 1 ملوك 12: 25, 1 ملوك 12: 25–33, 1 ملوك 12: 26–27, 1 ملوك 12: 28, 1 ملوك 12: 29–30, 1 ملوك 12: 31, 1 ملوك 12: 32–33, 1 ملوك 13: 1–10, 1 ملوك 13: 3, 1 ملوك 13: 4–5, 1 ملوك 13: 6, 1 ملوك 13: 7, 1 ملوك 13: 11–19, 1 ملوك 13: 20–22, 1 ملوك 13: 23–26, 1 ملوك 13: 30, 1 ملوك 13: 32, 1 ملوك 13: 33–34, 1 ملوك 14: 2, 1 ملوك 14: 3, 1 ملوك 14: 5, 1 ملوك 14: 7, 1 ملوك 14: 8–9, 1 ملوك 14: 11, 1 ملوك 14: 14, 1 ملوك 14: 15, 1 ملوك 14: 17–18, 1 ملوك 14: 19–20, 1 ملوك 14: 21, 1 ملوك 14: 21–31, 1 ملوك 14: 22, 1 ملوك 14: 23–24, 1 ملوك 14: 25, 1 ملوك 14: 26–28, 1 ملوك 14: 29–31, 1 ملوك 15: 1, 1 ملوك 15: 1–8, 1 ملوك 15: 2, 1 ملوك 15: 3–5, 1 ملوك 15: 6, 1 ملوك 15: 7, 1 ملوك 15: 9, 1 ملوك 15: 10, 1 ملوك 15: 11–13, 1 ملوك 15: 14–15, 1 ملوك 15: 16, 1 ملوك 15: 17, 1 ملوك 15: 18–19, 1 ملوك 15: 20–22, 1 ملوك 15: 23, 1 ملوك 15: 25–31, 1 ملوك 15: 27–29, 1 ملوك 15: 30–31, 1 ملوك 15: 32–34, 1 ملوك 16: 1, 1 ملوك 16: 2–4, 1 ملوك 16: 5–7, 1 ملوك 16: 9–10, 1 ملوك 16: 11–12, 1 ملوك 16: 15–17, 1 ملوك 16: 18–19, 1 ملوك 16: 21–22, 1 ملوك 16: 23, 1 ملوك 16: 24, 1 ملوك 16: 25–26, 1 ملوك 16: 27–28, 1 ملوك 16: 31–33, 1 ملوك 16: 34, 1 ملوك 17: 1, 1 ملوك 17: 1–19: 21, 1 ملوك 17: 2–7, 1 ملوك 17: 9–11, 1 ملوك 17: 9–16, 1 ملوك 17: 12, 1 ملوك 17: 13–14, 1 ملوك 17: 15–16, 1 ملوك 17: 17, 1 ملوك 17: 17–24, 1 ملوك 17: 18, 1 ملوك 17: 19, 1 ملوك 17: 20, 1 ملوك 17: 21, 1 ملوك 17: 22–24, 1 ملوك 18: 2, 1 ملوك 18: 3–6, 1 ملوك 18: 4, 1 ملوك 18: 10, 1 ملوك 18: 12–15, 1 ملوك 18: 16–18, 1 ملوك 18: 19–20, 1 ملوك 18: 21, 1 ملوك 18: 22, 1 ملوك 18: 23–24, 1 ملوك 18: 27, 1 ملوك 18: 28–29, 1 ملوك 18: 31–32, 1 ملوك 18: 33–35, 1 ملوك 18: 36, 1 ملوك 18: 37, 1 ملوك 18: 38–39, 1 ملوك 18: 41–45, 1 ملوك 18: 46, 1 ملوك 19: 2, 1 ملوك 19: 3, 1 ملوك 19: 4, 1 ملوك 19: 5–7, 1 ملوك 19: 8, 1 ملوك 19: 9–10, 1 ملوك 19: 11–12, 1 ملوك 19: 13–14, 1 ملوك 19: 15–17, 1 ملوك 19: 18, 1 ملوك 19: 19, 1 ملوك 19: 19–21, 1 ملوك 19: 21, 1 ملوك 20: 1, 1 ملوك 20: 2–4, 1 ملوك 20: 7–9, 1 ملوك 20: 10–11, 1 ملوك 20: 12, 1 ملوك 20: 13–16, 1 ملوك 20: 13–34, 1 ملوك 20: 17, 1 ملوك 20: 20–22, 1 ملوك 20: 23, 1 ملوك 20: 24–25, 1 ملوك 20: 26, 1 ملوك 20: 27–30, 1 ملوك 20: 31, 1 ملوك 20: 32–33, 1 ملوك 20: 34, 1 ملوك 20: 35–43, 1 ملوك 20: 36, 1 ملوك 20: 42, 1 ملوك 20: 42–43, 1 ملوك 21: 1, 1 ملوك 21: 1–16, 1 ملوك 21: 2–3, 1 ملوك 21: 4, 1 ملوك 21: 7, 1 ملوك 21: 8–9, 1 ملوك 21: 10, 1 ملوك 21: 13–14, 1 ملوك 21: 17–22, 1 ملوك 21: 25–26, 1 ملوك 21: 27–29, 1 ملوك 22: 1, 1 ملوك 22: 2–4, 1 ملوك 22: 5–9, 1 ملوك 22: 10, 1 ملوك 22: 13–14, 1 ملوك 22: 15–16, 1 ملوك 22: 17, 1 ملوك 22: 19–23, ١ ملوك 22: 24–25, 1 ملوك 22: 29–33, 1 ملوك 22: 34–36, 1 ملوك 22: 37–38, 1 ملوك 22: 39–40, 1 ملوك 22: 41–50, 1 ملوك 22: 43–44, 1 ملوك 22: 46, 1 ملوك 22: 47, 1 ملوك 22: 48–49, 1 ملوك 22: 51–53</w:t>
       </w:r>
       <w:r>
         <w:rPr>

--- a/arb/docx/11.content.docx
+++ b/arb/docx/11.content.docx
@@ -163,21 +163,6 @@
           <w:lang w:val="ar_AE" w:bidi="ar_AE"/>
         </w:rPr>
         <w:t>1KI</w:t>
-      </w:r>
-      <w:r>
-        <w:rPr>
-          <w:lang w:val="ar_AE" w:bidi="ar_AE"/>
-        </w:rPr>
-      </w:r>
-    </w:p>
-    <w:p>
-      <w:pPr>
-        <w:bidi/>
-      </w:pPr>
-      <w:r>
-        <w:rPr>
-          <w:lang w:val="ar_AE" w:bidi="ar_AE"/>
-        </w:rPr>
       </w:r>
       <w:r>
         <w:rPr>

--- a/arb/docx/11.content.docx
+++ b/arb/docx/11.content.docx
@@ -22,7 +22,7 @@
         <w:rPr>
           <w:lang w:val="ar_AE" w:bidi="ar_AE"/>
         </w:rPr>
-        <w:t>Resource: ملاحظات الدراسة (تينديل)</w:t>
+        <w:t>Resource: Tyndale Open Study Notes</w:t>
       </w:r>
       <w:r>
         <w:rPr>
@@ -122,7 +122,7 @@
         <w:rPr>
           <w:lang w:val="ar_AE" w:bidi="ar_AE"/>
         </w:rPr>
-        <w:t>ملاحظات الدراسة (تينديل)</w:t>
+        <w:t>Tyndale Open Study Notes</w:t>
       </w:r>
     </w:p>
     <w:p>

--- a/arb/docx/11.content.docx
+++ b/arb/docx/11.content.docx
@@ -22,7 +22,7 @@
         <w:rPr>
           <w:lang w:val="ar_AE" w:bidi="ar_AE"/>
         </w:rPr>
-        <w:t>Resource: Tyndale Open Study Notes</w:t>
+        <w:t>Resource: Aquifer Open Study Notes</w:t>
       </w:r>
       <w:r>
         <w:rPr>
@@ -122,7 +122,7 @@
         <w:rPr>
           <w:lang w:val="ar_AE" w:bidi="ar_AE"/>
         </w:rPr>
-        <w:t>Tyndale Open Study Notes</w:t>
+        <w:t>Aquifer Open Study Notes</w:t>
       </w:r>
     </w:p>
     <w:p>
